--- a/docs/deliverables/Web开发技术现状报告_龙祖怡.docx
+++ b/docs/deliverables/Web开发技术现状报告_龙祖怡.docx
@@ -25,12 +25,12 @@
         <w:pStyle w:val="Heading1"/>
       </w:pPr>
       <w:r>
-        <w:t>一 前言</w:t>
+        <w:t>一 项目与本人任务</w:t>
       </w:r>
     </w:p>
     <w:p>
       <w:r>
-        <w:t>本次软件开发实践课程中，我们小组完成了 WEMOVE SPORTS 运动产品门户的重构。我作为组员 E 负责测试与工程化，参与了环境搭建、邮箱验证、持续集成与性能压测。撰写本报告，既为梳理 Web 开发技术现状，也思考青年开发者应有的技术观、职业观与家国情怀。</w:t>
+        <w:t>本次软件开发实践课程中，我作为组员 E 参与 WEMOVE SPORTS 运动产品门户重构，负责测试与工程化，涉及环境搭建、邮箱验证、持续集成与性能压测。这些工作让我认识到，软件质量需要通过具体的环境、用例和数据说明，开发者也应对测试结论承担责任。</w:t>
       </w:r>
     </w:p>
     <w:p>
@@ -43,22 +43,22 @@
     </w:p>
     <w:p>
       <w:r>
-        <w:t>前端开发已从简单页面拼装走向组件化、工程化、类型化。React、Vue 是主流框架，Next.js 等服务端渲染方案兼顾性能与 SEO，TypeScript 让大型项目更易维护。我们选用 Next.js 与 TypeScript 搭建前台，体会到技术选型直接影响开发效率与协作质量：组件化让页面可复用，类型化让协作更安全，服务端渲染有助于交付首屏内容，具体性能还受数据、图片、字体和缓存影响，需要实测确认。</w:t>
+        <w:t>通过本项目，我接触了组件化页面、服务端渲染和类型检查等 Web 开发方法。我们使用 Next.js 与 TypeScript 搭建前台：组件化便于复用页面，类型检查帮助发现接口结构不一致，服务端渲染有助于交付首屏内容。具体性能仍受数据、图片、字体和缓存影响，需要通过实际运行确认。</w:t>
       </w:r>
     </w:p>
     <w:p>
       <w:r>
-        <w:t>后端技术多语言并存：FastAPI、Spring、NestJS 各有适用场景。项目采用 NestJS 模块化组织鉴权、商品与安全业务，并约定统一响应结构与错误码，使前后端协作有清晰契约，排错也更有依据。邮箱验证、失败锁定、限流与越权控制等安全能力，必须在架构设计时一并考虑，而不是事后补救。</w:t>
+        <w:t>项目采用 NestJS 模块化组织鉴权、商品与安全业务，并约定统一响应结构与错误码，使前后端协作有清晰契约，排错也更有依据。邮箱验证、失败锁定、限流与越权控制等安全能力，需要在架构设计时考虑，并为正常操作和失败路径分别设计测试。</w:t>
       </w:r>
     </w:p>
     <w:p>
       <w:r>
-        <w:t>数据层仍是系统基石：PostgreSQL 承载核心业务数据，Redis 负责缓存与限流，Prisma 统一建模与迁移；金额以整数“分”存储，靠外键与枚举保证数据一致。工程上，Docker 统一环境，npm workspaces 管理多应用，GitHub Actions 对 Pull Request 和主线提交自动执行检查，帮助团队验证交付质量。数据建模时多花的时间，换来的是后续开发与排错的低成本。</w:t>
+        <w:t>PostgreSQL 承载核心业务数据，Redis 负责缓存与限流，Prisma 统一建模与迁移；金额以整数“分”存储，外键、枚举、事务和业务校验共同约束数据。Docker 统一运行环境，npm workspaces 管理多应用，GitHub Actions 对 Pull Request 和主线提交自动执行检查。这些工具让环境和验证过程更容易复现，也便于定位迁移、依赖或业务规则的问题。</w:t>
       </w:r>
     </w:p>
     <w:p>
       <w:r>
-        <w:t>大模型辅助编程已进入日常开发，Serverless 与云原生让部署更灵活。技术越快，越要求开发者理解原理、验证结果，不盲从工具。</w:t>
+        <w:t>我也使用大模型辅助理解报错和编写测试。工具给出的命令和结论需要结合当前依赖、环境和实际输出来判断，不能直接当作验证结果。</w:t>
       </w:r>
     </w:p>
     <w:p>
@@ -66,12 +66,12 @@
         <w:pStyle w:val="Heading1"/>
       </w:pPr>
       <w:r>
-        <w:t>三 国产技术发展中的机遇与挑战</w:t>
+        <w:t>三 国产基础软件与后续学习</w:t>
       </w:r>
     </w:p>
     <w:p>
       <w:r>
-        <w:t>国内开发者和企业积极参与 Web 开源生态，国产操作系统、数据库等领域的发展为技术学习和兼容性实践提供了方向，“数字中国”战略提供了广阔舞台。同时也要正视：部分芯片、基础软件与工具链仍有外部依赖。了解差距不是为了焦虑，而是为了明确努力方向：自主创新需要从内核、框架到测试工具逐步积累，学生可从参与开源、学习国产技术栈、坚持原创做起，把个人成长融入国家信息化建设。</w:t>
+        <w:t>学习本项目使用的开源工具，也让我开始关注基础软件和工具链的自主发展。对学生而言，可以从阅读源码、记录兼容性问题、理解数据库和网络原理等具体工作入手，再尝试学习国产技术栈和参与开源。本项目没有进行国产操作系统或数据库的兼容性测试，因此我把这部分作为后续学习方向，不将它写成已经取得的实践成果。</w:t>
       </w:r>
     </w:p>
     <w:p>
@@ -99,7 +99,7 @@
     </w:p>
     <w:p>
       <w:r>
-        <w:t>邮箱验证、成年人确认、底价不外泄、接口限流等设计，说明技术必须守住安全与伦理底线。WEMOVE 面向青少年运动产品，与“全民健身”“健康中国”呼应，让我体会到好软件要服务真实需求。</w:t>
+        <w:t>邮箱验证、成年人声明、价格隔离和接口限流，让我看到了保护用户权益所需要的具体技术措施。WEMOVE 展示儿童运动产品，账户和交易则面向成年人；产品说明应准确，账号声明也不能当作真实年龄核验。开发者需要区分产品服务对象、实际账户主体和已经验证的事实。</w:t>
       </w:r>
     </w:p>
     <w:p>
@@ -112,7 +112,7 @@
     </w:p>
     <w:p>
       <w:r>
-        <w:t>Web 技术更新很快，但底层逻辑始终是用可靠技术解决真实问题。今后我将补齐后端、数据库与安全短板，主动了解国产技术并尝试贡献开源，也会在课程之外继续参与真实项目，让知识在实践中生长，把质量、诚信与团队精神带入工作，努力成为有技术、有担当、有温度的软件工程师。</w:t>
+        <w:t>今后我会继续学习后端、数据库与安全测试，练习记录可以复现的命令、环境和结果，并了解国产技术与开源协作。此次实践中最需要坚持的习惯，是如实记录失败与限制，让团队能够依据证据判断软件是否达到要求。</w:t>
       </w:r>
     </w:p>
     <w:sectPr>
